--- a/Naga_Training/Temp_Requirements and Design/Temperature Deisgn Document.docx
+++ b/Naga_Training/Temp_Requirements and Design/Temperature Deisgn Document.docx
@@ -897,7 +897,840 @@
     </w:tbl>
     <w:p>
       <w:r>
+        <w:rPr>
+          <w:noProof/>
+        </w:rPr>
         <w:lastRenderedPageBreak/>
+        <mc:AlternateContent>
+          <mc:Choice Requires="wps">
+            <w:drawing>
+              <wp:anchor distT="0" distB="0" distL="114300" distR="114300" simplePos="0" relativeHeight="251673600" behindDoc="0" locked="0" layoutInCell="1" allowOverlap="1" wp14:anchorId="643B7C26" wp14:editId="23FB3999">
+                <wp:simplePos x="0" y="0"/>
+                <wp:positionH relativeFrom="margin">
+                  <wp:posOffset>4305300</wp:posOffset>
+                </wp:positionH>
+                <wp:positionV relativeFrom="paragraph">
+                  <wp:posOffset>4895850</wp:posOffset>
+                </wp:positionV>
+                <wp:extent cx="1228725" cy="447675"/>
+                <wp:effectExtent l="0" t="0" r="28575" b="28575"/>
+                <wp:wrapNone/>
+                <wp:docPr id="808149841" name="Rectangle: Rounded Corners 1"/>
+                <wp:cNvGraphicFramePr/>
+                <a:graphic xmlns:a="http://schemas.openxmlformats.org/drawingml/2006/main">
+                  <a:graphicData uri="http://schemas.microsoft.com/office/word/2010/wordprocessingShape">
+                    <wps:wsp>
+                      <wps:cNvSpPr/>
+                      <wps:spPr>
+                        <a:xfrm>
+                          <a:off x="0" y="0"/>
+                          <a:ext cx="1228725" cy="447675"/>
+                        </a:xfrm>
+                        <a:prstGeom prst="roundRect">
+                          <a:avLst/>
+                        </a:prstGeom>
+                      </wps:spPr>
+                      <wps:style>
+                        <a:lnRef idx="2">
+                          <a:schemeClr val="accent6"/>
+                        </a:lnRef>
+                        <a:fillRef idx="1">
+                          <a:schemeClr val="lt1"/>
+                        </a:fillRef>
+                        <a:effectRef idx="0">
+                          <a:schemeClr val="accent6"/>
+                        </a:effectRef>
+                        <a:fontRef idx="minor">
+                          <a:schemeClr val="dk1"/>
+                        </a:fontRef>
+                      </wps:style>
+                      <wps:txbx>
+                        <w:txbxContent>
+                          <w:p>
+                            <w:pPr>
+                              <w:jc w:val="center"/>
+                            </w:pPr>
+                            <w:r>
+                              <w:t xml:space="preserve">Msg System </w:t>
+                            </w:r>
+                          </w:p>
+                        </w:txbxContent>
+                      </wps:txbx>
+                      <wps:bodyPr rot="0" spcFirstLastPara="0" vertOverflow="overflow" horzOverflow="overflow" vert="horz" wrap="square" lIns="91440" tIns="45720" rIns="91440" bIns="45720" numCol="1" spcCol="0" rtlCol="0" fromWordArt="0" anchor="ctr" anchorCtr="0" forceAA="0" compatLnSpc="1">
+                        <a:prstTxWarp prst="textNoShape">
+                          <a:avLst/>
+                        </a:prstTxWarp>
+                        <a:noAutofit/>
+                      </wps:bodyPr>
+                    </wps:wsp>
+                  </a:graphicData>
+                </a:graphic>
+                <wp14:sizeRelV relativeFrom="margin">
+                  <wp14:pctHeight>0</wp14:pctHeight>
+                </wp14:sizeRelV>
+              </wp:anchor>
+            </w:drawing>
+          </mc:Choice>
+          <mc:Fallback>
+            <w:pict>
+              <v:roundrect w14:anchorId="643B7C26" id="Rectangle: Rounded Corners 1" o:spid="_x0000_s1026" style="position:absolute;margin-left:339pt;margin-top:385.5pt;width:96.75pt;height:35.25pt;z-index:251673600;visibility:visible;mso-wrap-style:square;mso-height-percent:0;mso-wrap-distance-left:9pt;mso-wrap-distance-top:0;mso-wrap-distance-right:9pt;mso-wrap-distance-bottom:0;mso-position-horizontal:absolute;mso-position-horizontal-relative:margin;mso-position-vertical:absolute;mso-position-vertical-relative:text;mso-height-percent:0;mso-height-relative:margin;v-text-anchor:middle" arcsize="10923f" o:gfxdata="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" fillcolor="white [3201]" strokecolor="#70ad47 [3209]" strokeweight="1pt">
+                <v:stroke joinstyle="miter"/>
+                <v:textbox>
+                  <w:txbxContent>
+                    <w:p>
+                      <w:pPr>
+                        <w:jc w:val="center"/>
+                      </w:pPr>
+                      <w:r>
+                        <w:t xml:space="preserve">Msg System </w:t>
+                      </w:r>
+                    </w:p>
+                  </w:txbxContent>
+                </v:textbox>
+                <w10:wrap anchorx="margin"/>
+              </v:roundrect>
+            </w:pict>
+          </mc:Fallback>
+        </mc:AlternateContent>
+      </w:r>
+      <w:r>
+        <w:rPr>
+          <w:noProof/>
+        </w:rPr>
+        <mc:AlternateContent>
+          <mc:Choice Requires="wps">
+            <w:drawing>
+              <wp:anchor distT="0" distB="0" distL="114300" distR="114300" simplePos="0" relativeHeight="251675648" behindDoc="0" locked="0" layoutInCell="1" allowOverlap="1" wp14:anchorId="53B51C67" wp14:editId="33809D0F">
+                <wp:simplePos x="0" y="0"/>
+                <wp:positionH relativeFrom="margin">
+                  <wp:posOffset>4229100</wp:posOffset>
+                </wp:positionH>
+                <wp:positionV relativeFrom="paragraph">
+                  <wp:posOffset>5448300</wp:posOffset>
+                </wp:positionV>
+                <wp:extent cx="1228725" cy="447675"/>
+                <wp:effectExtent l="0" t="0" r="28575" b="28575"/>
+                <wp:wrapNone/>
+                <wp:docPr id="1978300992" name="Rectangle: Rounded Corners 1"/>
+                <wp:cNvGraphicFramePr/>
+                <a:graphic xmlns:a="http://schemas.openxmlformats.org/drawingml/2006/main">
+                  <a:graphicData uri="http://schemas.microsoft.com/office/word/2010/wordprocessingShape">
+                    <wps:wsp>
+                      <wps:cNvSpPr/>
+                      <wps:spPr>
+                        <a:xfrm>
+                          <a:off x="0" y="0"/>
+                          <a:ext cx="1228725" cy="447675"/>
+                        </a:xfrm>
+                        <a:prstGeom prst="roundRect">
+                          <a:avLst/>
+                        </a:prstGeom>
+                      </wps:spPr>
+                      <wps:style>
+                        <a:lnRef idx="2">
+                          <a:schemeClr val="accent6"/>
+                        </a:lnRef>
+                        <a:fillRef idx="1">
+                          <a:schemeClr val="lt1"/>
+                        </a:fillRef>
+                        <a:effectRef idx="0">
+                          <a:schemeClr val="accent6"/>
+                        </a:effectRef>
+                        <a:fontRef idx="minor">
+                          <a:schemeClr val="dk1"/>
+                        </a:fontRef>
+                      </wps:style>
+                      <wps:txbx>
+                        <w:txbxContent>
+                          <w:p>
+                            <w:pPr>
+                              <w:jc w:val="center"/>
+                            </w:pPr>
+                            <w:r>
+                              <w:t>Sprinkler</w:t>
+                            </w:r>
+                          </w:p>
+                        </w:txbxContent>
+                      </wps:txbx>
+                      <wps:bodyPr rot="0" spcFirstLastPara="0" vertOverflow="overflow" horzOverflow="overflow" vert="horz" wrap="square" lIns="91440" tIns="45720" rIns="91440" bIns="45720" numCol="1" spcCol="0" rtlCol="0" fromWordArt="0" anchor="ctr" anchorCtr="0" forceAA="0" compatLnSpc="1">
+                        <a:prstTxWarp prst="textNoShape">
+                          <a:avLst/>
+                        </a:prstTxWarp>
+                        <a:noAutofit/>
+                      </wps:bodyPr>
+                    </wps:wsp>
+                  </a:graphicData>
+                </a:graphic>
+                <wp14:sizeRelV relativeFrom="margin">
+                  <wp14:pctHeight>0</wp14:pctHeight>
+                </wp14:sizeRelV>
+              </wp:anchor>
+            </w:drawing>
+          </mc:Choice>
+          <mc:Fallback>
+            <w:pict>
+              <v:roundrect w14:anchorId="53B51C67" id="_x0000_s1027" style="position:absolute;margin-left:333pt;margin-top:429pt;width:96.75pt;height:35.25pt;z-index:251675648;visibility:visible;mso-wrap-style:square;mso-height-percent:0;mso-wrap-distance-left:9pt;mso-wrap-distance-top:0;mso-wrap-distance-right:9pt;mso-wrap-distance-bottom:0;mso-position-horizontal:absolute;mso-position-horizontal-relative:margin;mso-position-vertical:absolute;mso-position-vertical-relative:text;mso-height-percent:0;mso-height-relative:margin;v-text-anchor:middle" arcsize="10923f" o:gfxdata="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" fillcolor="white [3201]" strokecolor="#70ad47 [3209]" strokeweight="1pt">
+                <v:stroke joinstyle="miter"/>
+                <v:textbox>
+                  <w:txbxContent>
+                    <w:p>
+                      <w:pPr>
+                        <w:jc w:val="center"/>
+                      </w:pPr>
+                      <w:r>
+                        <w:t>Sprinkler</w:t>
+                      </w:r>
+                    </w:p>
+                  </w:txbxContent>
+                </v:textbox>
+                <w10:wrap anchorx="margin"/>
+              </v:roundrect>
+            </w:pict>
+          </mc:Fallback>
+        </mc:AlternateContent>
+      </w:r>
+      <w:r>
+        <w:rPr>
+          <w:noProof/>
+        </w:rPr>
+        <mc:AlternateContent>
+          <mc:Choice Requires="wps">
+            <w:drawing>
+              <wp:anchor distT="0" distB="0" distL="114300" distR="114300" simplePos="0" relativeHeight="251671552" behindDoc="0" locked="0" layoutInCell="1" allowOverlap="1" wp14:anchorId="2EEB537C" wp14:editId="564AD24E">
+                <wp:simplePos x="0" y="0"/>
+                <wp:positionH relativeFrom="margin">
+                  <wp:posOffset>4314825</wp:posOffset>
+                </wp:positionH>
+                <wp:positionV relativeFrom="paragraph">
+                  <wp:posOffset>4352925</wp:posOffset>
+                </wp:positionV>
+                <wp:extent cx="1228725" cy="447675"/>
+                <wp:effectExtent l="0" t="0" r="28575" b="28575"/>
+                <wp:wrapNone/>
+                <wp:docPr id="322466864" name="Rectangle: Rounded Corners 1"/>
+                <wp:cNvGraphicFramePr/>
+                <a:graphic xmlns:a="http://schemas.openxmlformats.org/drawingml/2006/main">
+                  <a:graphicData uri="http://schemas.microsoft.com/office/word/2010/wordprocessingShape">
+                    <wps:wsp>
+                      <wps:cNvSpPr/>
+                      <wps:spPr>
+                        <a:xfrm>
+                          <a:off x="0" y="0"/>
+                          <a:ext cx="1228725" cy="447675"/>
+                        </a:xfrm>
+                        <a:prstGeom prst="roundRect">
+                          <a:avLst/>
+                        </a:prstGeom>
+                      </wps:spPr>
+                      <wps:style>
+                        <a:lnRef idx="2">
+                          <a:schemeClr val="accent6"/>
+                        </a:lnRef>
+                        <a:fillRef idx="1">
+                          <a:schemeClr val="lt1"/>
+                        </a:fillRef>
+                        <a:effectRef idx="0">
+                          <a:schemeClr val="accent6"/>
+                        </a:effectRef>
+                        <a:fontRef idx="minor">
+                          <a:schemeClr val="dk1"/>
+                        </a:fontRef>
+                      </wps:style>
+                      <wps:txbx>
+                        <w:txbxContent>
+                          <w:p>
+                            <w:pPr>
+                              <w:jc w:val="center"/>
+                            </w:pPr>
+                            <w:r>
+                              <w:t>Buzzer</w:t>
+                            </w:r>
+                          </w:p>
+                        </w:txbxContent>
+                      </wps:txbx>
+                      <wps:bodyPr rot="0" spcFirstLastPara="0" vertOverflow="overflow" horzOverflow="overflow" vert="horz" wrap="square" lIns="91440" tIns="45720" rIns="91440" bIns="45720" numCol="1" spcCol="0" rtlCol="0" fromWordArt="0" anchor="ctr" anchorCtr="0" forceAA="0" compatLnSpc="1">
+                        <a:prstTxWarp prst="textNoShape">
+                          <a:avLst/>
+                        </a:prstTxWarp>
+                        <a:noAutofit/>
+                      </wps:bodyPr>
+                    </wps:wsp>
+                  </a:graphicData>
+                </a:graphic>
+                <wp14:sizeRelV relativeFrom="margin">
+                  <wp14:pctHeight>0</wp14:pctHeight>
+                </wp14:sizeRelV>
+              </wp:anchor>
+            </w:drawing>
+          </mc:Choice>
+          <mc:Fallback>
+            <w:pict>
+              <v:roundrect w14:anchorId="2EEB537C" id="_x0000_s1028" style="position:absolute;margin-left:339.75pt;margin-top:342.75pt;width:96.75pt;height:35.25pt;z-index:251671552;visibility:visible;mso-wrap-style:square;mso-height-percent:0;mso-wrap-distance-left:9pt;mso-wrap-distance-top:0;mso-wrap-distance-right:9pt;mso-wrap-distance-bottom:0;mso-position-horizontal:absolute;mso-position-horizontal-relative:margin;mso-position-vertical:absolute;mso-position-vertical-relative:text;mso-height-percent:0;mso-height-relative:margin;v-text-anchor:middle" arcsize="10923f" o:gfxdata="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" fillcolor="white [3201]" strokecolor="#70ad47 [3209]" strokeweight="1pt">
+                <v:stroke joinstyle="miter"/>
+                <v:textbox>
+                  <w:txbxContent>
+                    <w:p>
+                      <w:pPr>
+                        <w:jc w:val="center"/>
+                      </w:pPr>
+                      <w:r>
+                        <w:t>Buzzer</w:t>
+                      </w:r>
+                    </w:p>
+                  </w:txbxContent>
+                </v:textbox>
+                <w10:wrap anchorx="margin"/>
+              </v:roundrect>
+            </w:pict>
+          </mc:Fallback>
+        </mc:AlternateContent>
+      </w:r>
+      <w:r>
+        <w:rPr>
+          <w:noProof/>
+        </w:rPr>
+        <mc:AlternateContent>
+          <mc:Choice Requires="wps">
+            <w:drawing>
+              <wp:anchor distT="0" distB="0" distL="114300" distR="114300" simplePos="0" relativeHeight="251669504" behindDoc="0" locked="0" layoutInCell="1" allowOverlap="1" wp14:anchorId="3D304AED" wp14:editId="1F4F8819">
+                <wp:simplePos x="0" y="0"/>
+                <wp:positionH relativeFrom="margin">
+                  <wp:posOffset>4057650</wp:posOffset>
+                </wp:positionH>
+                <wp:positionV relativeFrom="paragraph">
+                  <wp:posOffset>3609975</wp:posOffset>
+                </wp:positionV>
+                <wp:extent cx="1228725" cy="447675"/>
+                <wp:effectExtent l="0" t="0" r="28575" b="28575"/>
+                <wp:wrapNone/>
+                <wp:docPr id="1380290975" name="Rectangle: Rounded Corners 1"/>
+                <wp:cNvGraphicFramePr/>
+                <a:graphic xmlns:a="http://schemas.openxmlformats.org/drawingml/2006/main">
+                  <a:graphicData uri="http://schemas.microsoft.com/office/word/2010/wordprocessingShape">
+                    <wps:wsp>
+                      <wps:cNvSpPr/>
+                      <wps:spPr>
+                        <a:xfrm>
+                          <a:off x="0" y="0"/>
+                          <a:ext cx="1228725" cy="447675"/>
+                        </a:xfrm>
+                        <a:prstGeom prst="roundRect">
+                          <a:avLst/>
+                        </a:prstGeom>
+                      </wps:spPr>
+                      <wps:style>
+                        <a:lnRef idx="2">
+                          <a:schemeClr val="accent6"/>
+                        </a:lnRef>
+                        <a:fillRef idx="1">
+                          <a:schemeClr val="lt1"/>
+                        </a:fillRef>
+                        <a:effectRef idx="0">
+                          <a:schemeClr val="accent6"/>
+                        </a:effectRef>
+                        <a:fontRef idx="minor">
+                          <a:schemeClr val="dk1"/>
+                        </a:fontRef>
+                      </wps:style>
+                      <wps:txbx>
+                        <w:txbxContent>
+                          <w:p>
+                            <w:r>
+                              <w:t>Light Indication</w:t>
+                            </w:r>
+                          </w:p>
+                        </w:txbxContent>
+                      </wps:txbx>
+                      <wps:bodyPr rot="0" spcFirstLastPara="0" vertOverflow="overflow" horzOverflow="overflow" vert="horz" wrap="square" lIns="91440" tIns="45720" rIns="91440" bIns="45720" numCol="1" spcCol="0" rtlCol="0" fromWordArt="0" anchor="ctr" anchorCtr="0" forceAA="0" compatLnSpc="1">
+                        <a:prstTxWarp prst="textNoShape">
+                          <a:avLst/>
+                        </a:prstTxWarp>
+                        <a:noAutofit/>
+                      </wps:bodyPr>
+                    </wps:wsp>
+                  </a:graphicData>
+                </a:graphic>
+                <wp14:sizeRelV relativeFrom="margin">
+                  <wp14:pctHeight>0</wp14:pctHeight>
+                </wp14:sizeRelV>
+              </wp:anchor>
+            </w:drawing>
+          </mc:Choice>
+          <mc:Fallback>
+            <w:pict>
+              <v:roundrect w14:anchorId="3D304AED" id="_x0000_s1029" style="position:absolute;margin-left:319.5pt;margin-top:284.25pt;width:96.75pt;height:35.25pt;z-index:251669504;visibility:visible;mso-wrap-style:square;mso-height-percent:0;mso-wrap-distance-left:9pt;mso-wrap-distance-top:0;mso-wrap-distance-right:9pt;mso-wrap-distance-bottom:0;mso-position-horizontal:absolute;mso-position-horizontal-relative:margin;mso-position-vertical:absolute;mso-position-vertical-relative:text;mso-height-percent:0;mso-height-relative:margin;v-text-anchor:middle" arcsize="10923f" o:gfxdata="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" fillcolor="white [3201]" strokecolor="#70ad47 [3209]" strokeweight="1pt">
+                <v:stroke joinstyle="miter"/>
+                <v:textbox>
+                  <w:txbxContent>
+                    <w:p>
+                      <w:r>
+                        <w:t>Light Indication</w:t>
+                      </w:r>
+                    </w:p>
+                  </w:txbxContent>
+                </v:textbox>
+                <w10:wrap anchorx="margin"/>
+              </v:roundrect>
+            </w:pict>
+          </mc:Fallback>
+        </mc:AlternateContent>
+      </w:r>
+      <w:r>
+        <w:rPr>
+          <w:noProof/>
+        </w:rPr>
+        <mc:AlternateContent>
+          <mc:Choice Requires="wps">
+            <w:drawing>
+              <wp:anchor distT="0" distB="0" distL="114300" distR="114300" simplePos="0" relativeHeight="251667456" behindDoc="0" locked="0" layoutInCell="1" allowOverlap="1" wp14:anchorId="36C532A6" wp14:editId="4B46A52C">
+                <wp:simplePos x="0" y="0"/>
+                <wp:positionH relativeFrom="margin">
+                  <wp:posOffset>4067175</wp:posOffset>
+                </wp:positionH>
+                <wp:positionV relativeFrom="paragraph">
+                  <wp:posOffset>3038475</wp:posOffset>
+                </wp:positionV>
+                <wp:extent cx="1228725" cy="447675"/>
+                <wp:effectExtent l="0" t="0" r="28575" b="28575"/>
+                <wp:wrapNone/>
+                <wp:docPr id="824082306" name="Rectangle: Rounded Corners 1"/>
+                <wp:cNvGraphicFramePr/>
+                <a:graphic xmlns:a="http://schemas.openxmlformats.org/drawingml/2006/main">
+                  <a:graphicData uri="http://schemas.microsoft.com/office/word/2010/wordprocessingShape">
+                    <wps:wsp>
+                      <wps:cNvSpPr/>
+                      <wps:spPr>
+                        <a:xfrm>
+                          <a:off x="0" y="0"/>
+                          <a:ext cx="1228725" cy="447675"/>
+                        </a:xfrm>
+                        <a:prstGeom prst="roundRect">
+                          <a:avLst/>
+                        </a:prstGeom>
+                      </wps:spPr>
+                      <wps:style>
+                        <a:lnRef idx="2">
+                          <a:schemeClr val="accent6"/>
+                        </a:lnRef>
+                        <a:fillRef idx="1">
+                          <a:schemeClr val="lt1"/>
+                        </a:fillRef>
+                        <a:effectRef idx="0">
+                          <a:schemeClr val="accent6"/>
+                        </a:effectRef>
+                        <a:fontRef idx="minor">
+                          <a:schemeClr val="dk1"/>
+                        </a:fontRef>
+                      </wps:style>
+                      <wps:txbx>
+                        <w:txbxContent>
+                          <w:p>
+                            <w:pPr>
+                              <w:jc w:val="center"/>
+                            </w:pPr>
+                            <w:r>
+                              <w:t>Display</w:t>
+                            </w:r>
+                          </w:p>
+                        </w:txbxContent>
+                      </wps:txbx>
+                      <wps:bodyPr rot="0" spcFirstLastPara="0" vertOverflow="overflow" horzOverflow="overflow" vert="horz" wrap="square" lIns="91440" tIns="45720" rIns="91440" bIns="45720" numCol="1" spcCol="0" rtlCol="0" fromWordArt="0" anchor="ctr" anchorCtr="0" forceAA="0" compatLnSpc="1">
+                        <a:prstTxWarp prst="textNoShape">
+                          <a:avLst/>
+                        </a:prstTxWarp>
+                        <a:noAutofit/>
+                      </wps:bodyPr>
+                    </wps:wsp>
+                  </a:graphicData>
+                </a:graphic>
+                <wp14:sizeRelV relativeFrom="margin">
+                  <wp14:pctHeight>0</wp14:pctHeight>
+                </wp14:sizeRelV>
+              </wp:anchor>
+            </w:drawing>
+          </mc:Choice>
+          <mc:Fallback>
+            <w:pict>
+              <v:roundrect w14:anchorId="36C532A6" id="_x0000_s1030" style="position:absolute;margin-left:320.25pt;margin-top:239.25pt;width:96.75pt;height:35.25pt;z-index:251667456;visibility:visible;mso-wrap-style:square;mso-height-percent:0;mso-wrap-distance-left:9pt;mso-wrap-distance-top:0;mso-wrap-distance-right:9pt;mso-wrap-distance-bottom:0;mso-position-horizontal:absolute;mso-position-horizontal-relative:margin;mso-position-vertical:absolute;mso-position-vertical-relative:text;mso-height-percent:0;mso-height-relative:margin;v-text-anchor:middle" arcsize="10923f" o:gfxdata="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" fillcolor="white [3201]" strokecolor="#70ad47 [3209]" strokeweight="1pt">
+                <v:stroke joinstyle="miter"/>
+                <v:textbox>
+                  <w:txbxContent>
+                    <w:p>
+                      <w:pPr>
+                        <w:jc w:val="center"/>
+                      </w:pPr>
+                      <w:r>
+                        <w:t>Display</w:t>
+                      </w:r>
+                    </w:p>
+                  </w:txbxContent>
+                </v:textbox>
+                <w10:wrap anchorx="margin"/>
+              </v:roundrect>
+            </w:pict>
+          </mc:Fallback>
+        </mc:AlternateContent>
+      </w:r>
+      <w:r>
+        <w:rPr>
+          <w:noProof/>
+        </w:rPr>
+        <mc:AlternateContent>
+          <mc:Choice Requires="wps">
+            <w:drawing>
+              <wp:anchor distT="0" distB="0" distL="114300" distR="114300" simplePos="0" relativeHeight="251665408" behindDoc="0" locked="0" layoutInCell="1" allowOverlap="1" wp14:anchorId="7B7B186F" wp14:editId="20D85D6D">
+                <wp:simplePos x="0" y="0"/>
+                <wp:positionH relativeFrom="margin">
+                  <wp:posOffset>66675</wp:posOffset>
+                </wp:positionH>
+                <wp:positionV relativeFrom="paragraph">
+                  <wp:posOffset>4467225</wp:posOffset>
+                </wp:positionV>
+                <wp:extent cx="1228725" cy="609600"/>
+                <wp:effectExtent l="0" t="0" r="28575" b="19050"/>
+                <wp:wrapNone/>
+                <wp:docPr id="318123888" name="Rectangle: Rounded Corners 1"/>
+                <wp:cNvGraphicFramePr/>
+                <a:graphic xmlns:a="http://schemas.openxmlformats.org/drawingml/2006/main">
+                  <a:graphicData uri="http://schemas.microsoft.com/office/word/2010/wordprocessingShape">
+                    <wps:wsp>
+                      <wps:cNvSpPr/>
+                      <wps:spPr>
+                        <a:xfrm>
+                          <a:off x="0" y="0"/>
+                          <a:ext cx="1228725" cy="609600"/>
+                        </a:xfrm>
+                        <a:prstGeom prst="roundRect">
+                          <a:avLst/>
+                        </a:prstGeom>
+                      </wps:spPr>
+                      <wps:style>
+                        <a:lnRef idx="2">
+                          <a:schemeClr val="accent6"/>
+                        </a:lnRef>
+                        <a:fillRef idx="1">
+                          <a:schemeClr val="lt1"/>
+                        </a:fillRef>
+                        <a:effectRef idx="0">
+                          <a:schemeClr val="accent6"/>
+                        </a:effectRef>
+                        <a:fontRef idx="minor">
+                          <a:schemeClr val="dk1"/>
+                        </a:fontRef>
+                      </wps:style>
+                      <wps:txbx>
+                        <w:txbxContent>
+                          <w:p>
+                            <w:pPr>
+                              <w:jc w:val="center"/>
+                            </w:pPr>
+                            <w:r>
+                              <w:t>Smoke Sensor</w:t>
+                            </w:r>
+                          </w:p>
+                        </w:txbxContent>
+                      </wps:txbx>
+                      <wps:bodyPr rot="0" spcFirstLastPara="0" vertOverflow="overflow" horzOverflow="overflow" vert="horz" wrap="square" lIns="91440" tIns="45720" rIns="91440" bIns="45720" numCol="1" spcCol="0" rtlCol="0" fromWordArt="0" anchor="ctr" anchorCtr="0" forceAA="0" compatLnSpc="1">
+                        <a:prstTxWarp prst="textNoShape">
+                          <a:avLst/>
+                        </a:prstTxWarp>
+                        <a:noAutofit/>
+                      </wps:bodyPr>
+                    </wps:wsp>
+                  </a:graphicData>
+                </a:graphic>
+                <wp14:sizeRelV relativeFrom="margin">
+                  <wp14:pctHeight>0</wp14:pctHeight>
+                </wp14:sizeRelV>
+              </wp:anchor>
+            </w:drawing>
+          </mc:Choice>
+          <mc:Fallback>
+            <w:pict>
+              <v:roundrect w14:anchorId="7B7B186F" id="_x0000_s1031" style="position:absolute;margin-left:5.25pt;margin-top:351.75pt;width:96.75pt;height:48pt;z-index:251665408;visibility:visible;mso-wrap-style:square;mso-height-percent:0;mso-wrap-distance-left:9pt;mso-wrap-distance-top:0;mso-wrap-distance-right:9pt;mso-wrap-distance-bottom:0;mso-position-horizontal:absolute;mso-position-horizontal-relative:margin;mso-position-vertical:absolute;mso-position-vertical-relative:text;mso-height-percent:0;mso-height-relative:margin;v-text-anchor:middle" arcsize="10923f" o:gfxdata="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" fillcolor="white [3201]" strokecolor="#70ad47 [3209]" strokeweight="1pt">
+                <v:stroke joinstyle="miter"/>
+                <v:textbox>
+                  <w:txbxContent>
+                    <w:p>
+                      <w:pPr>
+                        <w:jc w:val="center"/>
+                      </w:pPr>
+                      <w:r>
+                        <w:t>Smoke Sensor</w:t>
+                      </w:r>
+                    </w:p>
+                  </w:txbxContent>
+                </v:textbox>
+                <w10:wrap anchorx="margin"/>
+              </v:roundrect>
+            </w:pict>
+          </mc:Fallback>
+        </mc:AlternateContent>
+      </w:r>
+      <w:r>
+        <w:rPr>
+          <w:noProof/>
+        </w:rPr>
+        <mc:AlternateContent>
+          <mc:Choice Requires="wps">
+            <w:drawing>
+              <wp:anchor distT="0" distB="0" distL="114300" distR="114300" simplePos="0" relativeHeight="251663360" behindDoc="0" locked="0" layoutInCell="1" allowOverlap="1" wp14:anchorId="06B4AAE6" wp14:editId="37891B87">
+                <wp:simplePos x="0" y="0"/>
+                <wp:positionH relativeFrom="margin">
+                  <wp:align>left</wp:align>
+                </wp:positionH>
+                <wp:positionV relativeFrom="paragraph">
+                  <wp:posOffset>3790950</wp:posOffset>
+                </wp:positionV>
+                <wp:extent cx="1228725" cy="609600"/>
+                <wp:effectExtent l="0" t="0" r="28575" b="19050"/>
+                <wp:wrapNone/>
+                <wp:docPr id="1592565853" name="Rectangle: Rounded Corners 1"/>
+                <wp:cNvGraphicFramePr/>
+                <a:graphic xmlns:a="http://schemas.openxmlformats.org/drawingml/2006/main">
+                  <a:graphicData uri="http://schemas.microsoft.com/office/word/2010/wordprocessingShape">
+                    <wps:wsp>
+                      <wps:cNvSpPr/>
+                      <wps:spPr>
+                        <a:xfrm>
+                          <a:off x="0" y="0"/>
+                          <a:ext cx="1228725" cy="609600"/>
+                        </a:xfrm>
+                        <a:prstGeom prst="roundRect">
+                          <a:avLst/>
+                        </a:prstGeom>
+                      </wps:spPr>
+                      <wps:style>
+                        <a:lnRef idx="2">
+                          <a:schemeClr val="accent6"/>
+                        </a:lnRef>
+                        <a:fillRef idx="1">
+                          <a:schemeClr val="lt1"/>
+                        </a:fillRef>
+                        <a:effectRef idx="0">
+                          <a:schemeClr val="accent6"/>
+                        </a:effectRef>
+                        <a:fontRef idx="minor">
+                          <a:schemeClr val="dk1"/>
+                        </a:fontRef>
+                      </wps:style>
+                      <wps:txbx>
+                        <w:txbxContent>
+                          <w:p>
+                            <w:pPr>
+                              <w:jc w:val="center"/>
+                            </w:pPr>
+                            <w:r>
+                              <w:t>Methane Sensor</w:t>
+                            </w:r>
+                          </w:p>
+                        </w:txbxContent>
+                      </wps:txbx>
+                      <wps:bodyPr rot="0" spcFirstLastPara="0" vertOverflow="overflow" horzOverflow="overflow" vert="horz" wrap="square" lIns="91440" tIns="45720" rIns="91440" bIns="45720" numCol="1" spcCol="0" rtlCol="0" fromWordArt="0" anchor="ctr" anchorCtr="0" forceAA="0" compatLnSpc="1">
+                        <a:prstTxWarp prst="textNoShape">
+                          <a:avLst/>
+                        </a:prstTxWarp>
+                        <a:noAutofit/>
+                      </wps:bodyPr>
+                    </wps:wsp>
+                  </a:graphicData>
+                </a:graphic>
+                <wp14:sizeRelV relativeFrom="margin">
+                  <wp14:pctHeight>0</wp14:pctHeight>
+                </wp14:sizeRelV>
+              </wp:anchor>
+            </w:drawing>
+          </mc:Choice>
+          <mc:Fallback>
+            <w:pict>
+              <v:roundrect w14:anchorId="06B4AAE6" id="_x0000_s1032" style="position:absolute;margin-left:0;margin-top:298.5pt;width:96.75pt;height:48pt;z-index:251663360;visibility:visible;mso-wrap-style:square;mso-height-percent:0;mso-wrap-distance-left:9pt;mso-wrap-distance-top:0;mso-wrap-distance-right:9pt;mso-wrap-distance-bottom:0;mso-position-horizontal:left;mso-position-horizontal-relative:margin;mso-position-vertical:absolute;mso-position-vertical-relative:text;mso-height-percent:0;mso-height-relative:margin;v-text-anchor:middle" arcsize="10923f" o:gfxdata="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" fillcolor="white [3201]" strokecolor="#70ad47 [3209]" strokeweight="1pt">
+                <v:stroke joinstyle="miter"/>
+                <v:textbox>
+                  <w:txbxContent>
+                    <w:p>
+                      <w:pPr>
+                        <w:jc w:val="center"/>
+                      </w:pPr>
+                      <w:r>
+                        <w:t>Methane Sensor</w:t>
+                      </w:r>
+                    </w:p>
+                  </w:txbxContent>
+                </v:textbox>
+                <w10:wrap anchorx="margin"/>
+              </v:roundrect>
+            </w:pict>
+          </mc:Fallback>
+        </mc:AlternateContent>
+      </w:r>
+      <w:r>
+        <w:rPr>
+          <w:noProof/>
+        </w:rPr>
+        <mc:AlternateContent>
+          <mc:Choice Requires="wps">
+            <w:drawing>
+              <wp:anchor distT="0" distB="0" distL="114300" distR="114300" simplePos="0" relativeHeight="251661312" behindDoc="0" locked="0" layoutInCell="1" allowOverlap="1" wp14:anchorId="788527FA" wp14:editId="587A35A7">
+                <wp:simplePos x="0" y="0"/>
+                <wp:positionH relativeFrom="margin">
+                  <wp:align>left</wp:align>
+                </wp:positionH>
+                <wp:positionV relativeFrom="paragraph">
+                  <wp:posOffset>3248025</wp:posOffset>
+                </wp:positionV>
+                <wp:extent cx="1228725" cy="447675"/>
+                <wp:effectExtent l="0" t="0" r="28575" b="28575"/>
+                <wp:wrapNone/>
+                <wp:docPr id="604700572" name="Rectangle: Rounded Corners 1"/>
+                <wp:cNvGraphicFramePr/>
+                <a:graphic xmlns:a="http://schemas.openxmlformats.org/drawingml/2006/main">
+                  <a:graphicData uri="http://schemas.microsoft.com/office/word/2010/wordprocessingShape">
+                    <wps:wsp>
+                      <wps:cNvSpPr/>
+                      <wps:spPr>
+                        <a:xfrm>
+                          <a:off x="0" y="0"/>
+                          <a:ext cx="1228725" cy="447675"/>
+                        </a:xfrm>
+                        <a:prstGeom prst="roundRect">
+                          <a:avLst/>
+                        </a:prstGeom>
+                      </wps:spPr>
+                      <wps:style>
+                        <a:lnRef idx="2">
+                          <a:schemeClr val="accent6"/>
+                        </a:lnRef>
+                        <a:fillRef idx="1">
+                          <a:schemeClr val="lt1"/>
+                        </a:fillRef>
+                        <a:effectRef idx="0">
+                          <a:schemeClr val="accent6"/>
+                        </a:effectRef>
+                        <a:fontRef idx="minor">
+                          <a:schemeClr val="dk1"/>
+                        </a:fontRef>
+                      </wps:style>
+                      <wps:txbx>
+                        <w:txbxContent>
+                          <w:p>
+                            <w:pPr>
+                              <w:jc w:val="center"/>
+                            </w:pPr>
+                            <w:r>
+                              <w:t>Temp Sensor</w:t>
+                            </w:r>
+                          </w:p>
+                        </w:txbxContent>
+                      </wps:txbx>
+                      <wps:bodyPr rot="0" spcFirstLastPara="0" vertOverflow="overflow" horzOverflow="overflow" vert="horz" wrap="square" lIns="91440" tIns="45720" rIns="91440" bIns="45720" numCol="1" spcCol="0" rtlCol="0" fromWordArt="0" anchor="ctr" anchorCtr="0" forceAA="0" compatLnSpc="1">
+                        <a:prstTxWarp prst="textNoShape">
+                          <a:avLst/>
+                        </a:prstTxWarp>
+                        <a:noAutofit/>
+                      </wps:bodyPr>
+                    </wps:wsp>
+                  </a:graphicData>
+                </a:graphic>
+                <wp14:sizeRelV relativeFrom="margin">
+                  <wp14:pctHeight>0</wp14:pctHeight>
+                </wp14:sizeRelV>
+              </wp:anchor>
+            </w:drawing>
+          </mc:Choice>
+          <mc:Fallback>
+            <w:pict>
+              <v:roundrect w14:anchorId="788527FA" id="_x0000_s1033" style="position:absolute;margin-left:0;margin-top:255.75pt;width:96.75pt;height:35.25pt;z-index:251661312;visibility:visible;mso-wrap-style:square;mso-height-percent:0;mso-wrap-distance-left:9pt;mso-wrap-distance-top:0;mso-wrap-distance-right:9pt;mso-wrap-distance-bottom:0;mso-position-horizontal:left;mso-position-horizontal-relative:margin;mso-position-vertical:absolute;mso-position-vertical-relative:text;mso-height-percent:0;mso-height-relative:margin;v-text-anchor:middle" arcsize="10923f" o:gfxdata="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" fillcolor="white [3201]" strokecolor="#70ad47 [3209]" strokeweight="1pt">
+                <v:stroke joinstyle="miter"/>
+                <v:textbox>
+                  <w:txbxContent>
+                    <w:p>
+                      <w:pPr>
+                        <w:jc w:val="center"/>
+                      </w:pPr>
+                      <w:r>
+                        <w:t>Temp Sensor</w:t>
+                      </w:r>
+                    </w:p>
+                  </w:txbxContent>
+                </v:textbox>
+                <w10:wrap anchorx="margin"/>
+              </v:roundrect>
+            </w:pict>
+          </mc:Fallback>
+        </mc:AlternateContent>
+      </w:r>
+      <w:r>
+        <w:rPr>
+          <w:noProof/>
+        </w:rPr>
+        <mc:AlternateContent>
+          <mc:Choice Requires="wps">
+            <w:drawing>
+              <wp:anchor distT="0" distB="0" distL="114300" distR="114300" simplePos="0" relativeHeight="251659264" behindDoc="0" locked="0" layoutInCell="1" allowOverlap="1" wp14:anchorId="06482E04" wp14:editId="17915FB9">
+                <wp:simplePos x="0" y="0"/>
+                <wp:positionH relativeFrom="column">
+                  <wp:posOffset>2314575</wp:posOffset>
+                </wp:positionH>
+                <wp:positionV relativeFrom="paragraph">
+                  <wp:posOffset>2990850</wp:posOffset>
+                </wp:positionV>
+                <wp:extent cx="1228725" cy="2143125"/>
+                <wp:effectExtent l="0" t="0" r="28575" b="28575"/>
+                <wp:wrapNone/>
+                <wp:docPr id="217691906" name="Rectangle: Rounded Corners 1"/>
+                <wp:cNvGraphicFramePr/>
+                <a:graphic xmlns:a="http://schemas.openxmlformats.org/drawingml/2006/main">
+                  <a:graphicData uri="http://schemas.microsoft.com/office/word/2010/wordprocessingShape">
+                    <wps:wsp>
+                      <wps:cNvSpPr/>
+                      <wps:spPr>
+                        <a:xfrm>
+                          <a:off x="0" y="0"/>
+                          <a:ext cx="1228725" cy="2143125"/>
+                        </a:xfrm>
+                        <a:prstGeom prst="roundRect">
+                          <a:avLst/>
+                        </a:prstGeom>
+                      </wps:spPr>
+                      <wps:style>
+                        <a:lnRef idx="2">
+                          <a:schemeClr val="accent6"/>
+                        </a:lnRef>
+                        <a:fillRef idx="1">
+                          <a:schemeClr val="lt1"/>
+                        </a:fillRef>
+                        <a:effectRef idx="0">
+                          <a:schemeClr val="accent6"/>
+                        </a:effectRef>
+                        <a:fontRef idx="minor">
+                          <a:schemeClr val="dk1"/>
+                        </a:fontRef>
+                      </wps:style>
+                      <wps:bodyPr rot="0" spcFirstLastPara="0" vertOverflow="overflow" horzOverflow="overflow" vert="horz" wrap="square" lIns="91440" tIns="45720" rIns="91440" bIns="45720" numCol="1" spcCol="0" rtlCol="0" fromWordArt="0" anchor="ctr" anchorCtr="0" forceAA="0" compatLnSpc="1">
+                        <a:prstTxWarp prst="textNoShape">
+                          <a:avLst/>
+                        </a:prstTxWarp>
+                        <a:noAutofit/>
+                      </wps:bodyPr>
+                    </wps:wsp>
+                  </a:graphicData>
+                </a:graphic>
+              </wp:anchor>
+            </w:drawing>
+          </mc:Choice>
+          <mc:Fallback>
+            <w:pict>
+              <v:roundrect w14:anchorId="487A4A3D" id="Rectangle: Rounded Corners 1" o:spid="_x0000_s1026" style="position:absolute;margin-left:182.25pt;margin-top:235.5pt;width:96.75pt;height:168.75pt;z-index:251659264;visibility:visible;mso-wrap-style:square;mso-wrap-distance-left:9pt;mso-wrap-distance-top:0;mso-wrap-distance-right:9pt;mso-wrap-distance-bottom:0;mso-position-horizontal:absolute;mso-position-horizontal-relative:text;mso-position-vertical:absolute;mso-position-vertical-relative:text;v-text-anchor:middle" arcsize="10923f" o:gfxdata="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" fillcolor="white [3201]" strokecolor="#70ad47 [3209]" strokeweight="1pt">
+                <v:stroke joinstyle="miter"/>
+              </v:roundrect>
+            </w:pict>
+          </mc:Fallback>
+        </mc:AlternateContent>
+      </w:r>
+      <w:r>
+        <w:rPr>
+          <w:noProof/>
+        </w:rPr>
         <w:drawing>
           <wp:inline distT="0" distB="0" distL="0" distR="0" wp14:anchorId="31589594" wp14:editId="272DAA23">
             <wp:extent cx="5731510" cy="2470150"/>
@@ -1548,6 +2381,7 @@
   <w:style w:type="character" w:default="1" w:styleId="DefaultParagraphFont">
     <w:name w:val="Default Paragraph Font"/>
     <w:uiPriority w:val="1"/>
+    <w:semiHidden/>
     <w:unhideWhenUsed/>
   </w:style>
   <w:style w:type="table" w:default="1" w:styleId="TableNormal">
